--- a/Gabriel/React Native/GABRIEL POPA.docx
+++ b/Gabriel/React Native/GABRIEL POPA.docx
@@ -102,8 +102,6 @@
         </w:rPr>
         <w:t xml:space="preserve"> Native</w:t>
       </w:r>
-      <w:bookmarkStart w:id="0" w:name="_GoBack"/>
-      <w:bookmarkEnd w:id="0"/>
       <w:r>
         <w:rPr>
           <w:rFonts w:ascii="Helvetica" w:hAnsi="Helvetica" w:cs="Helvetica"/>
@@ -127,10 +125,11 @@
           <w:rFonts w:ascii="Cambria" w:hAnsi="Cambria" w:cstheme="majorBidi"/>
           <w:bCs/>
           <w:color w:val="000000" w:themeColor="text1"/>
-          <w:sz w:val="21"/>
+          <w:sz w:val="20"/>
           <w:szCs w:val="21"/>
         </w:rPr>
       </w:pPr>
+      <w:bookmarkStart w:id="0" w:name="_GoBack"/>
       <w:proofErr w:type="spellStart"/>
       <w:r>
         <w:rPr>
@@ -138,7 +137,7 @@
           <w:rFonts w:ascii="Cambria" w:hAnsi="Cambria" w:cstheme="majorBidi"/>
           <w:bCs/>
           <w:color w:val="000000" w:themeColor="text1"/>
-          <w:sz w:val="21"/>
+          <w:sz w:val="20"/>
           <w:szCs w:val="21"/>
         </w:rPr>
         <w:t>Cluj</w:t>
@@ -150,66 +149,12 @@
           <w:rFonts w:ascii="Cambria" w:hAnsi="Cambria" w:cstheme="majorBidi"/>
           <w:bCs/>
           <w:color w:val="000000" w:themeColor="text1"/>
-          <w:sz w:val="21"/>
+          <w:sz w:val="20"/>
           <w:szCs w:val="21"/>
         </w:rPr>
-        <w:t xml:space="preserve">, Romania | +40 764309991 | </w:t>
-      </w:r>
-      <w:r>
-        <w:rPr>
-          <w:rFonts w:ascii="Cambria" w:eastAsia="Times New Roman" w:hAnsi="Cambria" w:cstheme="majorBidi"/>
-          <w:bCs/>
-          <w:color w:val="000000" w:themeColor="text1"/>
-          <w:sz w:val="21"/>
-          <w:szCs w:val="21"/>
-          <w:lang w:eastAsia="en-US"/>
-        </w:rPr>
-        <w:t>popagabrial0523@gmail.com</w:t>
-      </w:r>
-      <w:r>
-        <w:rPr>
-          <w:rFonts w:ascii="Cambria" w:eastAsia="Times New Roman" w:hAnsi="Cambria" w:cstheme="majorBidi"/>
-          <w:bCs/>
-          <w:color w:val="000000" w:themeColor="text1"/>
-          <w:sz w:val="21"/>
-          <w:szCs w:val="21"/>
-          <w:lang w:eastAsia="en-US"/>
-        </w:rPr>
-        <w:t xml:space="preserve"> </w:t>
-      </w:r>
-      <w:r>
-        <w:rPr>
-          <w:rFonts w:ascii="Cambria" w:eastAsia="Times New Roman" w:hAnsi="Cambria" w:cstheme="majorBidi"/>
-          <w:bCs/>
-          <w:color w:val="000000" w:themeColor="text1"/>
-          <w:sz w:val="21"/>
-          <w:szCs w:val="21"/>
-          <w:lang w:eastAsia="en-US"/>
-        </w:rPr>
-        <w:t xml:space="preserve">| </w:t>
-      </w:r>
-      <w:r>
-        <w:rPr>
-          <w:rStyle w:val="NormalWebChar"/>
-          <w:rFonts w:ascii="Cambria" w:hAnsi="Cambria" w:cstheme="majorBidi"/>
-          <w:bCs/>
-          <w:color w:val="000000" w:themeColor="text1"/>
-          <w:sz w:val="21"/>
-          <w:szCs w:val="21"/>
-        </w:rPr>
-        <w:t>linkedi</w:t>
-      </w:r>
-      <w:r>
-        <w:rPr>
-          <w:rStyle w:val="NormalWebChar"/>
-          <w:rFonts w:ascii="Cambria" w:hAnsi="Cambria" w:cstheme="majorBidi"/>
-          <w:bCs/>
-          <w:color w:val="000000" w:themeColor="text1"/>
-          <w:sz w:val="21"/>
-          <w:szCs w:val="21"/>
-        </w:rPr>
-        <w:t>n.com/in/gabriel-popa-89ba643a4</w:t>
-      </w:r>
+        <w:t>, Romania | +40 764309991 | gabrielpdev@outlook.com | https://www.linkedin.com/in/gabriel-popa-12890b414/</w:t>
+      </w:r>
+      <w:bookmarkEnd w:id="0"/>
     </w:p>
     <w:p>
       <w:pPr>
@@ -368,25 +313,7 @@
           <w:sz w:val="24"/>
           <w:szCs w:val="22"/>
         </w:rPr>
-        <w:t xml:space="preserve">, and scalable API-driven integration work. Proven background modernizing legacy apps, resolving production crashes, improving startup performance, strengthening release quality, and shipping features across </w:t>
-      </w:r>
-      <w:proofErr w:type="spellStart"/>
-      <w:r>
-        <w:rPr>
-          <w:rFonts w:ascii="Times New Roman" w:hAnsi="Times New Roman" w:cs="Times New Roman"/>
-          <w:sz w:val="24"/>
-          <w:szCs w:val="22"/>
-        </w:rPr>
-        <w:t>iOS</w:t>
-      </w:r>
-      <w:proofErr w:type="spellEnd"/>
-      <w:r>
-        <w:rPr>
-          <w:rFonts w:ascii="Times New Roman" w:hAnsi="Times New Roman" w:cs="Times New Roman"/>
-          <w:sz w:val="24"/>
-          <w:szCs w:val="22"/>
-        </w:rPr>
-        <w:t xml:space="preserve"> and Android using flexible collaboration with product, QA, and backend teams in fast-moving delivery environments.</w:t>
+        <w:t>, and scalable API-driven integration work. Proven background modernizing legacy apps, resolving production crashes, improving startup performance, strengthening release quality, and shipping features across iOS and Android using flexible collaboration with product, QA, and backend teams in fast-moving delivery environments.</w:t>
       </w:r>
     </w:p>
     <w:p>
@@ -540,7 +467,6 @@
         </w:rPr>
         <w:t xml:space="preserve">, </w:t>
       </w:r>
-      <w:proofErr w:type="spellStart"/>
       <w:r>
         <w:rPr>
           <w:rFonts w:ascii="Times New Roman" w:eastAsia="Times New Roman" w:hAnsi="Times New Roman" w:cs="Times New Roman"/>
@@ -551,7 +477,6 @@
         </w:rPr>
         <w:t>Redux</w:t>
       </w:r>
-      <w:proofErr w:type="spellEnd"/>
       <w:r>
         <w:rPr>
           <w:rFonts w:ascii="Times New Roman" w:eastAsia="Times New Roman" w:hAnsi="Times New Roman" w:cs="Times New Roman"/>
@@ -561,27 +486,15 @@
         </w:rPr>
         <w:t xml:space="preserve">, </w:t>
       </w:r>
-      <w:proofErr w:type="spellStart"/>
-      <w:r>
-        <w:rPr>
-          <w:rFonts w:ascii="Times New Roman" w:eastAsia="Times New Roman" w:hAnsi="Times New Roman" w:cs="Times New Roman"/>
-          <w:bCs/>
-          <w:sz w:val="24"/>
-          <w:szCs w:val="24"/>
-          <w:lang w:eastAsia="en-US"/>
-        </w:rPr>
-        <w:t>Redux</w:t>
-      </w:r>
-      <w:proofErr w:type="spellEnd"/>
-      <w:r>
-        <w:rPr>
-          <w:rFonts w:ascii="Times New Roman" w:eastAsia="Times New Roman" w:hAnsi="Times New Roman" w:cs="Times New Roman"/>
-          <w:bCs/>
-          <w:sz w:val="24"/>
-          <w:szCs w:val="24"/>
-          <w:lang w:eastAsia="en-US"/>
-        </w:rPr>
-        <w:t xml:space="preserve"> Toolkit</w:t>
+      <w:r>
+        <w:rPr>
+          <w:rFonts w:ascii="Times New Roman" w:eastAsia="Times New Roman" w:hAnsi="Times New Roman" w:cs="Times New Roman"/>
+          <w:bCs/>
+          <w:sz w:val="24"/>
+          <w:szCs w:val="24"/>
+          <w:lang w:eastAsia="en-US"/>
+        </w:rPr>
+        <w:t>Redux Toolkit</w:t>
       </w:r>
       <w:r>
         <w:rPr>
@@ -649,27 +562,15 @@
         </w:rPr>
         <w:t xml:space="preserve">, </w:t>
       </w:r>
-      <w:proofErr w:type="spellStart"/>
-      <w:r>
-        <w:rPr>
-          <w:rFonts w:ascii="Times New Roman" w:eastAsia="Times New Roman" w:hAnsi="Times New Roman" w:cs="Times New Roman"/>
-          <w:bCs/>
-          <w:sz w:val="24"/>
-          <w:szCs w:val="24"/>
-          <w:lang w:eastAsia="en-US"/>
-        </w:rPr>
-        <w:t>iOS</w:t>
-      </w:r>
-      <w:proofErr w:type="spellEnd"/>
-      <w:r>
-        <w:rPr>
-          <w:rFonts w:ascii="Times New Roman" w:eastAsia="Times New Roman" w:hAnsi="Times New Roman" w:cs="Times New Roman"/>
-          <w:bCs/>
-          <w:sz w:val="24"/>
-          <w:szCs w:val="24"/>
-          <w:lang w:eastAsia="en-US"/>
-        </w:rPr>
-        <w:t>/Android build pipelines</w:t>
+      <w:r>
+        <w:rPr>
+          <w:rFonts w:ascii="Times New Roman" w:eastAsia="Times New Roman" w:hAnsi="Times New Roman" w:cs="Times New Roman"/>
+          <w:bCs/>
+          <w:sz w:val="24"/>
+          <w:szCs w:val="24"/>
+          <w:lang w:eastAsia="en-US"/>
+        </w:rPr>
+        <w:t>iOS/Android build pipelines</w:t>
       </w:r>
     </w:p>
     <w:p>
@@ -1089,7 +990,6 @@
         </w:rPr>
         <w:t xml:space="preserve">, </w:t>
       </w:r>
-      <w:proofErr w:type="spellStart"/>
       <w:r>
         <w:rPr>
           <w:rFonts w:ascii="Times New Roman" w:eastAsia="Times New Roman" w:hAnsi="Times New Roman" w:cs="Times New Roman"/>
@@ -1100,7 +1000,6 @@
         </w:rPr>
         <w:t>PostgreSQL</w:t>
       </w:r>
-      <w:proofErr w:type="spellEnd"/>
       <w:r>
         <w:rPr>
           <w:rFonts w:ascii="Times New Roman" w:eastAsia="Times New Roman" w:hAnsi="Times New Roman" w:cs="Times New Roman"/>
@@ -1129,7 +1028,6 @@
         </w:rPr>
         <w:t xml:space="preserve">, </w:t>
       </w:r>
-      <w:proofErr w:type="spellStart"/>
       <w:r>
         <w:rPr>
           <w:rFonts w:ascii="Times New Roman" w:eastAsia="Times New Roman" w:hAnsi="Times New Roman" w:cs="Times New Roman"/>
@@ -1140,7 +1038,6 @@
         </w:rPr>
         <w:t>MongoDB</w:t>
       </w:r>
-      <w:proofErr w:type="spellEnd"/>
       <w:r>
         <w:rPr>
           <w:rFonts w:ascii="Times New Roman" w:eastAsia="Times New Roman" w:hAnsi="Times New Roman" w:cs="Times New Roman"/>
@@ -1187,31 +1084,7 @@
           <w:szCs w:val="24"/>
           <w:lang w:eastAsia="en-US"/>
         </w:rPr>
-        <w:t xml:space="preserve">Cloud &amp; </w:t>
-      </w:r>
-      <w:proofErr w:type="spellStart"/>
-      <w:r>
-        <w:rPr>
-          <w:rFonts w:ascii="Times New Roman" w:eastAsia="Times New Roman" w:hAnsi="Times New Roman" w:cs="Times New Roman"/>
-          <w:b/>
-          <w:bCs/>
-          <w:sz w:val="24"/>
-          <w:szCs w:val="24"/>
-          <w:lang w:eastAsia="en-US"/>
-        </w:rPr>
-        <w:t>DevOps</w:t>
-      </w:r>
-      <w:proofErr w:type="spellEnd"/>
-      <w:r>
-        <w:rPr>
-          <w:rFonts w:ascii="Times New Roman" w:eastAsia="Times New Roman" w:hAnsi="Times New Roman" w:cs="Times New Roman"/>
-          <w:b/>
-          <w:bCs/>
-          <w:sz w:val="24"/>
-          <w:szCs w:val="24"/>
-          <w:lang w:eastAsia="en-US"/>
-        </w:rPr>
-        <w:t>:</w:t>
+        <w:t>Cloud &amp; DevOps:</w:t>
       </w:r>
       <w:r>
         <w:rPr>
@@ -1260,7 +1133,6 @@
         </w:rPr>
         <w:t xml:space="preserve">, </w:t>
       </w:r>
-      <w:proofErr w:type="spellStart"/>
       <w:r>
         <w:rPr>
           <w:rFonts w:ascii="Times New Roman" w:eastAsia="Times New Roman" w:hAnsi="Times New Roman" w:cs="Times New Roman"/>
@@ -1271,7 +1143,6 @@
         </w:rPr>
         <w:t>Docker</w:t>
       </w:r>
-      <w:proofErr w:type="spellEnd"/>
       <w:r>
         <w:rPr>
           <w:rFonts w:ascii="Times New Roman" w:eastAsia="Times New Roman" w:hAnsi="Times New Roman" w:cs="Times New Roman"/>
@@ -1281,27 +1152,15 @@
         </w:rPr>
         <w:t xml:space="preserve">, </w:t>
       </w:r>
-      <w:proofErr w:type="spellStart"/>
-      <w:r>
-        <w:rPr>
-          <w:rFonts w:ascii="Times New Roman" w:eastAsia="Times New Roman" w:hAnsi="Times New Roman" w:cs="Times New Roman"/>
-          <w:bCs/>
-          <w:sz w:val="24"/>
-          <w:szCs w:val="24"/>
-          <w:lang w:eastAsia="en-US"/>
-        </w:rPr>
-        <w:t>GitHub</w:t>
-      </w:r>
-      <w:proofErr w:type="spellEnd"/>
-      <w:r>
-        <w:rPr>
-          <w:rFonts w:ascii="Times New Roman" w:eastAsia="Times New Roman" w:hAnsi="Times New Roman" w:cs="Times New Roman"/>
-          <w:bCs/>
-          <w:sz w:val="24"/>
-          <w:szCs w:val="24"/>
-          <w:lang w:eastAsia="en-US"/>
-        </w:rPr>
-        <w:t xml:space="preserve"> Actions</w:t>
+      <w:r>
+        <w:rPr>
+          <w:rFonts w:ascii="Times New Roman" w:eastAsia="Times New Roman" w:hAnsi="Times New Roman" w:cs="Times New Roman"/>
+          <w:bCs/>
+          <w:sz w:val="24"/>
+          <w:szCs w:val="24"/>
+          <w:lang w:eastAsia="en-US"/>
+        </w:rPr>
+        <w:t>GitHub Actions</w:t>
       </w:r>
       <w:r>
         <w:rPr>
@@ -1736,7 +1595,6 @@
         </w:rPr>
         <w:t xml:space="preserve"> mobile application used for customer-facing workflows, building reusable screens, navigation flows, offline-safe state handling, and API integration patterns that improved delivery consistency across both </w:t>
       </w:r>
-      <w:proofErr w:type="spellStart"/>
       <w:r>
         <w:rPr>
           <w:rFonts w:ascii="Times New Roman" w:eastAsia="Times New Roman" w:hAnsi="Times New Roman" w:cs="Times New Roman"/>
@@ -1748,7 +1606,6 @@
         </w:rPr>
         <w:t>iOS</w:t>
       </w:r>
-      <w:proofErr w:type="spellEnd"/>
       <w:r>
         <w:rPr>
           <w:rFonts w:ascii="Times New Roman" w:eastAsia="Times New Roman" w:hAnsi="Times New Roman" w:cs="Times New Roman"/>
@@ -2475,7 +2332,6 @@
         </w:rPr>
         <w:t xml:space="preserve"> and </w:t>
       </w:r>
-      <w:proofErr w:type="spellStart"/>
       <w:r>
         <w:rPr>
           <w:rFonts w:ascii="Times New Roman" w:eastAsia="Times New Roman" w:hAnsi="Times New Roman" w:cs="Times New Roman"/>
@@ -2487,7 +2343,6 @@
         </w:rPr>
         <w:t>iOS</w:t>
       </w:r>
-      <w:proofErr w:type="spellEnd"/>
       <w:r>
         <w:rPr>
           <w:rFonts w:ascii="Times New Roman" w:eastAsia="Times New Roman" w:hAnsi="Times New Roman" w:cs="Times New Roman"/>
@@ -7521,7 +7376,6 @@
       <w:jc w:val="both"/>
     </w:pPr>
     <w:tblPr>
-      <w:tblInd w:w="0" w:type="dxa"/>
       <w:tblBorders>
         <w:top w:val="single" w:sz="4" w:space="0" w:color="auto"/>
         <w:left w:val="single" w:sz="4" w:space="0" w:color="auto"/>
@@ -7530,12 +7384,6 @@
         <w:insideH w:val="single" w:sz="4" w:space="0" w:color="auto"/>
         <w:insideV w:val="single" w:sz="4" w:space="0" w:color="auto"/>
       </w:tblBorders>
-      <w:tblCellMar>
-        <w:top w:w="0" w:type="dxa"/>
-        <w:left w:w="108" w:type="dxa"/>
-        <w:bottom w:w="0" w:type="dxa"/>
-        <w:right w:w="108" w:type="dxa"/>
-      </w:tblCellMar>
     </w:tblPr>
   </w:style>
   <w:style w:type="character" w:customStyle="1" w:styleId="NormalWebChar">
@@ -7807,7 +7655,6 @@
       <w:jc w:val="both"/>
     </w:pPr>
     <w:tblPr>
-      <w:tblInd w:w="0" w:type="dxa"/>
       <w:tblBorders>
         <w:top w:val="single" w:sz="4" w:space="0" w:color="auto"/>
         <w:left w:val="single" w:sz="4" w:space="0" w:color="auto"/>
@@ -7816,12 +7663,6 @@
         <w:insideH w:val="single" w:sz="4" w:space="0" w:color="auto"/>
         <w:insideV w:val="single" w:sz="4" w:space="0" w:color="auto"/>
       </w:tblBorders>
-      <w:tblCellMar>
-        <w:top w:w="0" w:type="dxa"/>
-        <w:left w:w="108" w:type="dxa"/>
-        <w:bottom w:w="0" w:type="dxa"/>
-        <w:right w:w="108" w:type="dxa"/>
-      </w:tblCellMar>
     </w:tblPr>
   </w:style>
   <w:style w:type="character" w:customStyle="1" w:styleId="NormalWebChar">

--- a/Gabriel/React Native/GABRIEL POPA.docx
+++ b/Gabriel/React Native/GABRIEL POPA.docx
@@ -129,7 +129,6 @@
           <w:szCs w:val="21"/>
         </w:rPr>
       </w:pPr>
-      <w:bookmarkStart w:id="0" w:name="_GoBack"/>
       <w:proofErr w:type="spellStart"/>
       <w:r>
         <w:rPr>
@@ -154,7 +153,6 @@
         </w:rPr>
         <w:t>, Romania | +40 764309991 | gabrielpdev@outlook.com | https://www.linkedin.com/in/gabriel-popa-12890b414/</w:t>
       </w:r>
-      <w:bookmarkEnd w:id="0"/>
     </w:p>
     <w:p>
       <w:pPr>
@@ -1547,7 +1545,16 @@
           <w:sz w:val="22"/>
           <w:szCs w:val="28"/>
         </w:rPr>
-        <w:t>Dec 2025)</w:t>
+        <w:t>May 2026</w:t>
+      </w:r>
+      <w:r>
+        <w:rPr>
+          <w:rFonts w:asciiTheme="majorBidi" w:hAnsiTheme="majorBidi" w:cstheme="majorBidi"/>
+          <w:i/>
+          <w:sz w:val="22"/>
+          <w:szCs w:val="28"/>
+        </w:rPr>
+        <w:t>)</w:t>
       </w:r>
     </w:p>
     <w:p>
@@ -2658,8 +2665,10 @@
           <w:sz w:val="22"/>
           <w:szCs w:val="28"/>
         </w:rPr>
-        <w:t>Sept</w:t>
-      </w:r>
+        <w:t>Sep</w:t>
+      </w:r>
+      <w:bookmarkStart w:id="0" w:name="_GoBack"/>
+      <w:bookmarkEnd w:id="0"/>
       <w:r>
         <w:rPr>
           <w:rFonts w:asciiTheme="majorBidi" w:hAnsiTheme="majorBidi" w:cstheme="majorBidi"/>
